--- a/tests/fixtures/tables/fixed-table.docx
+++ b/tests/fixtures/tables/fixed-table.docx
@@ -23,9 +23,9 @@
         <w:tblLayout w:type="fixed"/>
       </w:tblPr>
       <w:tblGrid>
-        <w:gridCol w:w="3000"/>
-        <w:gridCol w:w="3000"/>
-        <w:gridCol w:w="3000"/>
+        <w:gridCol w:w="1701"/>
+        <w:gridCol w:w="1701"/>
+        <w:gridCol w:w="1700"/>
       </w:tblGrid>
       <w:tr>
         <w:trPr>
